--- a/docs/weekly plan add and edit functionality.docx
+++ b/docs/weekly plan add and edit functionality.docx
@@ -2831,13 +2831,21 @@
           <w:tcPr>
             <w:tcW w:w="3081" w:type="dxa"/>
           </w:tcPr>
-          <w:p/>
+          <w:p>
+            <w:r>
+              <w:t>Pass</w:t>
+            </w:r>
+          </w:p>
         </w:tc>
         <w:tc>
           <w:tcPr>
             <w:tcW w:w="3081" w:type="dxa"/>
           </w:tcPr>
-          <w:p/>
+          <w:p>
+            <w:r>
+              <w:t xml:space="preserve">It is checking. </w:t>
+            </w:r>
+          </w:p>
         </w:tc>
       </w:tr>
       <w:tr>
@@ -2846,6 +2854,7 @@
             <w:tcW w:w="3080" w:type="dxa"/>
           </w:tcPr>
           <w:p>
+            <w:bookmarkStart w:id="0" w:name="_GoBack" w:colFirst="0" w:colLast="2"/>
             <w:r>
               <w:lastRenderedPageBreak/>
               <w:t xml:space="preserve">2. If there are records, it has to display all those records in the </w:t>
@@ -2860,6 +2869,47 @@
             </w:r>
           </w:p>
           <w:p/>
+        </w:tc>
+        <w:tc>
+          <w:tcPr>
+            <w:tcW w:w="3081" w:type="dxa"/>
+          </w:tcPr>
+          <w:p>
+            <w:r>
+              <w:t xml:space="preserve">Fail </w:t>
+            </w:r>
+          </w:p>
+        </w:tc>
+        <w:tc>
+          <w:tcPr>
+            <w:tcW w:w="3081" w:type="dxa"/>
+          </w:tcPr>
+          <w:p>
+            <w:pPr>
+              <w:pStyle w:val="ListParagraph"/>
+              <w:numPr>
+                <w:ilvl w:val="0"/>
+                <w:numId w:val="3"/>
+              </w:numPr>
+            </w:pPr>
+            <w:r>
+              <w:t>Images is not visible</w:t>
+            </w:r>
+          </w:p>
+          <w:p>
+            <w:r>
+              <w:t xml:space="preserve"> </w:t>
+            </w:r>
+          </w:p>
+        </w:tc>
+      </w:tr>
+      <w:bookmarkEnd w:id="0"/>
+      <w:tr>
+        <w:tc>
+          <w:tcPr>
+            <w:tcW w:w="3080" w:type="dxa"/>
+          </w:tcPr>
+          <w:p/>
           <w:p>
             <w:r>
               <w:t xml:space="preserve">3. If there are no records, the system should use </w:t>
@@ -2883,246 +2933,899 @@
           </w:p>
           <w:p/>
           <w:p/>
-          <w:p>
-            <w:r>
+          <w:p/>
+        </w:tc>
+        <w:tc>
+          <w:tcPr>
+            <w:tcW w:w="3081" w:type="dxa"/>
+          </w:tcPr>
+          <w:p>
+            <w:r>
+              <w:t>Pass</w:t>
+            </w:r>
+          </w:p>
+        </w:tc>
+        <w:tc>
+          <w:tcPr>
+            <w:tcW w:w="3081" w:type="dxa"/>
+          </w:tcPr>
+          <w:p/>
+        </w:tc>
+      </w:tr>
+      <w:tr>
+        <w:tc>
+          <w:tcPr>
+            <w:tcW w:w="3080" w:type="dxa"/>
+          </w:tcPr>
+          <w:p>
+            <w:pPr>
+              <w:rPr>
+                <w:i/>
+                <w:iCs/>
+              </w:rPr>
+            </w:pPr>
+            <w:r>
+              <w:rPr>
+                <w:i/>
+                <w:iCs/>
+              </w:rPr>
               <w:t xml:space="preserve">4. </w:t>
             </w:r>
             <w:proofErr w:type="gramStart"/>
             <w:r>
+              <w:rPr>
+                <w:i/>
+                <w:iCs/>
+              </w:rPr>
               <w:t>keep</w:t>
             </w:r>
             <w:proofErr w:type="gramEnd"/>
             <w:r>
+              <w:rPr>
+                <w:i/>
+                <w:iCs/>
+              </w:rPr>
               <w:t xml:space="preserve"> the logic for generation currently checking inventory , market divergence, meal type, is </w:t>
             </w:r>
             <w:proofErr w:type="spellStart"/>
             <w:r>
+              <w:rPr>
+                <w:i/>
+                <w:iCs/>
+              </w:rPr>
               <w:t>stvik</w:t>
             </w:r>
             <w:proofErr w:type="spellEnd"/>
             <w:r>
+              <w:rPr>
+                <w:i/>
+                <w:iCs/>
+              </w:rPr>
               <w:t xml:space="preserve">, </w:t>
             </w:r>
             <w:proofErr w:type="spellStart"/>
             <w:r>
+              <w:rPr>
+                <w:i/>
+                <w:iCs/>
+              </w:rPr>
               <w:t>luch,dinner,breakfast</w:t>
             </w:r>
             <w:proofErr w:type="spellEnd"/>
             <w:r>
+              <w:rPr>
+                <w:i/>
+                <w:iCs/>
+              </w:rPr>
               <w:t xml:space="preserve"> parameter and share it on the </w:t>
             </w:r>
             <w:proofErr w:type="spellStart"/>
             <w:r>
+              <w:rPr>
+                <w:i/>
+                <w:iCs/>
+              </w:rPr>
               <w:t>screeen</w:t>
             </w:r>
             <w:proofErr w:type="spellEnd"/>
             <w:r>
+              <w:rPr>
+                <w:i/>
+                <w:iCs/>
+              </w:rPr>
               <w:t xml:space="preserve">. </w:t>
             </w:r>
           </w:p>
+          <w:p>
+            <w:pPr>
+              <w:rPr>
+                <w:i/>
+                <w:iCs/>
+              </w:rPr>
+            </w:pPr>
+          </w:p>
+          <w:p>
+            <w:pPr>
+              <w:rPr>
+                <w:i/>
+                <w:iCs/>
+              </w:rPr>
+            </w:pPr>
+          </w:p>
+        </w:tc>
+        <w:tc>
+          <w:tcPr>
+            <w:tcW w:w="3081" w:type="dxa"/>
+          </w:tcPr>
+          <w:p>
+            <w:r>
+              <w:t>Pause. To test it again once the data issue is fixed.</w:t>
+            </w:r>
+          </w:p>
+        </w:tc>
+        <w:tc>
+          <w:tcPr>
+            <w:tcW w:w="3081" w:type="dxa"/>
+          </w:tcPr>
           <w:p/>
-          <w:p>
-            <w:r>
+        </w:tc>
+      </w:tr>
+      <w:tr>
+        <w:trPr>
+          <w:trHeight w:val="1488"/>
+        </w:trPr>
+        <w:tc>
+          <w:tcPr>
+            <w:tcW w:w="3080" w:type="dxa"/>
+          </w:tcPr>
+          <w:p>
+            <w:pPr>
+              <w:rPr>
+                <w:i/>
+                <w:iCs/>
+              </w:rPr>
+            </w:pPr>
+            <w:r>
+              <w:rPr>
+                <w:i/>
+                <w:iCs/>
+              </w:rPr>
               <w:t xml:space="preserve">5. </w:t>
             </w:r>
             <w:proofErr w:type="gramStart"/>
             <w:r>
+              <w:rPr>
+                <w:i/>
+                <w:iCs/>
+              </w:rPr>
               <w:t>once</w:t>
             </w:r>
             <w:proofErr w:type="gramEnd"/>
             <w:r>
+              <w:rPr>
+                <w:i/>
+                <w:iCs/>
+              </w:rPr>
               <w:t xml:space="preserve"> in both the above cases the records are displayed . There should be following provisions to do the changes by the </w:t>
             </w:r>
             <w:proofErr w:type="gramStart"/>
             <w:r>
+              <w:rPr>
+                <w:i/>
+                <w:iCs/>
+              </w:rPr>
               <w:t>user .</w:t>
             </w:r>
             <w:proofErr w:type="gramEnd"/>
           </w:p>
+          <w:p>
+            <w:pPr>
+              <w:rPr>
+                <w:i/>
+                <w:iCs/>
+              </w:rPr>
+            </w:pPr>
+          </w:p>
+        </w:tc>
+        <w:tc>
+          <w:tcPr>
+            <w:tcW w:w="3081" w:type="dxa"/>
+          </w:tcPr>
+          <w:p>
+            <w:r>
+              <w:t>-</w:t>
+            </w:r>
+          </w:p>
+        </w:tc>
+        <w:tc>
+          <w:tcPr>
+            <w:tcW w:w="3081" w:type="dxa"/>
+          </w:tcPr>
+          <w:p>
+            <w:r>
+              <w:t>-</w:t>
+            </w:r>
+          </w:p>
+        </w:tc>
+      </w:tr>
+      <w:tr>
+        <w:trPr>
+          <w:trHeight w:val="1524"/>
+        </w:trPr>
+        <w:tc>
+          <w:tcPr>
+            <w:tcW w:w="3080" w:type="dxa"/>
+          </w:tcPr>
+          <w:p>
+            <w:pPr>
+              <w:rPr>
+                <w:i/>
+                <w:iCs/>
+              </w:rPr>
+            </w:pPr>
+            <w:r>
+              <w:rPr>
+                <w:i/>
+                <w:iCs/>
+              </w:rPr>
+              <w:t xml:space="preserve">5.1 edit a particular meal. -&gt; </w:t>
+            </w:r>
+            <w:proofErr w:type="gramStart"/>
+            <w:r>
+              <w:rPr>
+                <w:i/>
+                <w:iCs/>
+              </w:rPr>
+              <w:t>on</w:t>
+            </w:r>
+            <w:proofErr w:type="gramEnd"/>
+            <w:r>
+              <w:rPr>
+                <w:i/>
+                <w:iCs/>
+              </w:rPr>
+              <w:t xml:space="preserve"> click of the meal the user should be in a position to select the alternative meal proposed by AI. </w:t>
+            </w:r>
+          </w:p>
+          <w:p>
+            <w:pPr>
+              <w:rPr>
+                <w:i/>
+                <w:iCs/>
+              </w:rPr>
+            </w:pPr>
+          </w:p>
+        </w:tc>
+        <w:tc>
+          <w:tcPr>
+            <w:tcW w:w="3081" w:type="dxa"/>
+          </w:tcPr>
+          <w:p>
+            <w:r>
+              <w:t>Fail</w:t>
+            </w:r>
+          </w:p>
+        </w:tc>
+        <w:tc>
+          <w:tcPr>
+            <w:tcW w:w="3081" w:type="dxa"/>
+          </w:tcPr>
+          <w:p>
+            <w:r>
+              <w:t xml:space="preserve">Click on the card, nothing </w:t>
+            </w:r>
+            <w:proofErr w:type="spellStart"/>
+            <w:r>
+              <w:t>popsup</w:t>
+            </w:r>
+            <w:proofErr w:type="spellEnd"/>
+            <w:r>
+              <w:t>. Not working.</w:t>
+            </w:r>
+          </w:p>
+        </w:tc>
+      </w:tr>
+      <w:tr>
+        <w:trPr>
+          <w:trHeight w:val="972"/>
+        </w:trPr>
+        <w:tc>
+          <w:tcPr>
+            <w:tcW w:w="3080" w:type="dxa"/>
+          </w:tcPr>
+          <w:p>
+            <w:pPr>
+              <w:rPr>
+                <w:i/>
+                <w:iCs/>
+              </w:rPr>
+            </w:pPr>
+            <w:r>
+              <w:rPr>
+                <w:i/>
+                <w:iCs/>
+              </w:rPr>
+              <w:t>5.2 user should be in a position to swap meals with in a day and within days</w:t>
+            </w:r>
+            <w:proofErr w:type="gramStart"/>
+            <w:r>
+              <w:rPr>
+                <w:i/>
+                <w:iCs/>
+              </w:rPr>
+              <w:t>..</w:t>
+            </w:r>
+            <w:proofErr w:type="gramEnd"/>
+          </w:p>
+          <w:p>
+            <w:pPr>
+              <w:rPr>
+                <w:i/>
+                <w:iCs/>
+              </w:rPr>
+            </w:pPr>
+          </w:p>
+        </w:tc>
+        <w:tc>
+          <w:tcPr>
+            <w:tcW w:w="3081" w:type="dxa"/>
+          </w:tcPr>
           <w:p/>
-          <w:p>
-            <w:r>
-              <w:t xml:space="preserve">5.1 edit a particular meal. -&gt; </w:t>
+        </w:tc>
+        <w:tc>
+          <w:tcPr>
+            <w:tcW w:w="3081" w:type="dxa"/>
+          </w:tcPr>
+          <w:p/>
+        </w:tc>
+      </w:tr>
+      <w:tr>
+        <w:trPr>
+          <w:trHeight w:val="900"/>
+        </w:trPr>
+        <w:tc>
+          <w:tcPr>
+            <w:tcW w:w="3080" w:type="dxa"/>
+          </w:tcPr>
+          <w:p>
+            <w:pPr>
+              <w:rPr>
+                <w:i/>
+                <w:iCs/>
+              </w:rPr>
+            </w:pPr>
+            <w:r>
+              <w:rPr>
+                <w:i/>
+                <w:iCs/>
+              </w:rPr>
+              <w:t xml:space="preserve">5.3 user should be in a position to swap meals selecting the entire day to other day, </w:t>
+            </w:r>
+          </w:p>
+          <w:p>
+            <w:pPr>
+              <w:rPr>
+                <w:i/>
+                <w:iCs/>
+              </w:rPr>
+            </w:pPr>
+          </w:p>
+        </w:tc>
+        <w:tc>
+          <w:tcPr>
+            <w:tcW w:w="3081" w:type="dxa"/>
+          </w:tcPr>
+          <w:p/>
+        </w:tc>
+        <w:tc>
+          <w:tcPr>
+            <w:tcW w:w="3081" w:type="dxa"/>
+          </w:tcPr>
+          <w:p/>
+        </w:tc>
+      </w:tr>
+      <w:tr>
+        <w:trPr>
+          <w:trHeight w:val="3116"/>
+        </w:trPr>
+        <w:tc>
+          <w:tcPr>
+            <w:tcW w:w="3080" w:type="dxa"/>
+          </w:tcPr>
+          <w:p>
+            <w:pPr>
+              <w:rPr>
+                <w:i/>
+                <w:iCs/>
+              </w:rPr>
+            </w:pPr>
+            <w:r>
+              <w:rPr>
+                <w:i/>
+                <w:iCs/>
+              </w:rPr>
+              <w:lastRenderedPageBreak/>
+              <w:t xml:space="preserve">6. </w:t>
             </w:r>
             <w:proofErr w:type="gramStart"/>
             <w:r>
+              <w:rPr>
+                <w:i/>
+                <w:iCs/>
+              </w:rPr>
+              <w:t>once</w:t>
+            </w:r>
+            <w:proofErr w:type="gramEnd"/>
+            <w:r>
+              <w:rPr>
+                <w:i/>
+                <w:iCs/>
+              </w:rPr>
+              <w:t xml:space="preserve"> the system notices </w:t>
+            </w:r>
+            <w:proofErr w:type="spellStart"/>
+            <w:r>
+              <w:rPr>
+                <w:i/>
+                <w:iCs/>
+              </w:rPr>
+              <w:t>thre</w:t>
+            </w:r>
+            <w:proofErr w:type="spellEnd"/>
+            <w:r>
+              <w:rPr>
+                <w:i/>
+                <w:iCs/>
+              </w:rPr>
+              <w:t xml:space="preserve"> is change happened to the meal, it has to enable "Review Meal" button. </w:t>
+            </w:r>
+            <w:proofErr w:type="gramStart"/>
+            <w:r>
+              <w:rPr>
+                <w:i/>
+                <w:iCs/>
+              </w:rPr>
               <w:t>on</w:t>
             </w:r>
             <w:proofErr w:type="gramEnd"/>
             <w:r>
-              <w:t xml:space="preserve"> click of the meal the user should be in a position to select the alternative meal proposed by AI. </w:t>
-            </w:r>
-          </w:p>
+              <w:rPr>
+                <w:i/>
+                <w:iCs/>
+              </w:rPr>
+              <w:t xml:space="preserve"> click of the button, The system has to check all the parameters like, inventory, market divergence, </w:t>
+            </w:r>
+            <w:proofErr w:type="spellStart"/>
+            <w:r>
+              <w:rPr>
+                <w:i/>
+                <w:iCs/>
+              </w:rPr>
+              <w:t>repeatition</w:t>
+            </w:r>
+            <w:proofErr w:type="spellEnd"/>
+            <w:r>
+              <w:rPr>
+                <w:i/>
+                <w:iCs/>
+              </w:rPr>
+              <w:t xml:space="preserve"> of meal etc. and show an icon with all the </w:t>
+            </w:r>
+            <w:proofErr w:type="spellStart"/>
+            <w:r>
+              <w:rPr>
+                <w:i/>
+                <w:iCs/>
+              </w:rPr>
+              <w:t>relatedissues</w:t>
+            </w:r>
+            <w:proofErr w:type="spellEnd"/>
+            <w:r>
+              <w:rPr>
+                <w:i/>
+                <w:iCs/>
+              </w:rPr>
+              <w:t xml:space="preserve"> against that meal. </w:t>
+            </w:r>
+          </w:p>
+          <w:p>
+            <w:pPr>
+              <w:rPr>
+                <w:i/>
+                <w:iCs/>
+              </w:rPr>
+            </w:pPr>
+          </w:p>
+        </w:tc>
+        <w:tc>
+          <w:tcPr>
+            <w:tcW w:w="3081" w:type="dxa"/>
+          </w:tcPr>
           <w:p/>
-          <w:p>
-            <w:r>
-              <w:t>5.2 user should be in a position to swap meals with in a day and within days</w:t>
+        </w:tc>
+        <w:tc>
+          <w:tcPr>
+            <w:tcW w:w="3081" w:type="dxa"/>
+          </w:tcPr>
+          <w:p/>
+        </w:tc>
+      </w:tr>
+      <w:tr>
+        <w:trPr>
+          <w:trHeight w:val="1253"/>
+        </w:trPr>
+        <w:tc>
+          <w:tcPr>
+            <w:tcW w:w="3080" w:type="dxa"/>
+          </w:tcPr>
+          <w:p>
+            <w:pPr>
+              <w:rPr>
+                <w:i/>
+                <w:iCs/>
+              </w:rPr>
+            </w:pPr>
+            <w:r>
+              <w:rPr>
+                <w:i/>
+                <w:iCs/>
+              </w:rPr>
+              <w:t xml:space="preserve">7. The user should be in a position to view all these in a </w:t>
             </w:r>
             <w:proofErr w:type="gramStart"/>
             <w:r>
-              <w:t>..</w:t>
+              <w:rPr>
+                <w:i/>
+                <w:iCs/>
+              </w:rPr>
+              <w:t>screen  and</w:t>
             </w:r>
             <w:proofErr w:type="gramEnd"/>
-          </w:p>
+            <w:r>
+              <w:rPr>
+                <w:i/>
+                <w:iCs/>
+              </w:rPr>
+              <w:t xml:space="preserve"> has the authority to override it. </w:t>
+            </w:r>
+          </w:p>
+        </w:tc>
+        <w:tc>
+          <w:tcPr>
+            <w:tcW w:w="3081" w:type="dxa"/>
+          </w:tcPr>
           <w:p/>
-          <w:p>
-            <w:r>
-              <w:t xml:space="preserve">5.3 user should be in a position to swap meals selecting the entire day to other day, </w:t>
-            </w:r>
-          </w:p>
+        </w:tc>
+        <w:tc>
+          <w:tcPr>
+            <w:tcW w:w="3081" w:type="dxa"/>
+          </w:tcPr>
           <w:p/>
-          <w:p>
-            <w:r>
-              <w:t xml:space="preserve">6. </w:t>
+        </w:tc>
+      </w:tr>
+      <w:tr>
+        <w:trPr>
+          <w:trHeight w:val="1250"/>
+        </w:trPr>
+        <w:tc>
+          <w:tcPr>
+            <w:tcW w:w="3080" w:type="dxa"/>
+          </w:tcPr>
+          <w:p>
+            <w:pPr>
+              <w:rPr>
+                <w:i/>
+                <w:iCs/>
+              </w:rPr>
+            </w:pPr>
+            <w:r>
+              <w:rPr>
+                <w:i/>
+                <w:iCs/>
+              </w:rPr>
+              <w:t xml:space="preserve">8. </w:t>
             </w:r>
             <w:proofErr w:type="gramStart"/>
             <w:r>
+              <w:rPr>
+                <w:i/>
+                <w:iCs/>
+              </w:rPr>
               <w:t>once</w:t>
             </w:r>
             <w:proofErr w:type="gramEnd"/>
             <w:r>
-              <w:t xml:space="preserve"> the system notices </w:t>
+              <w:rPr>
+                <w:i/>
+                <w:iCs/>
+              </w:rPr>
+              <w:t xml:space="preserve"> the display of icons is </w:t>
             </w:r>
             <w:proofErr w:type="spellStart"/>
             <w:r>
-              <w:t>thre</w:t>
+              <w:rPr>
+                <w:i/>
+                <w:iCs/>
+              </w:rPr>
+              <w:t>dodne</w:t>
             </w:r>
             <w:proofErr w:type="spellEnd"/>
             <w:r>
-              <w:t xml:space="preserve"> is change happened to the meal, it has to enable "Review Meal" button. </w:t>
+              <w:rPr>
+                <w:i/>
+                <w:iCs/>
+              </w:rPr>
+              <w:t>, the button should change to "Save and Lock" - green colour.</w:t>
+            </w:r>
+          </w:p>
+          <w:p>
+            <w:pPr>
+              <w:rPr>
+                <w:i/>
+                <w:iCs/>
+              </w:rPr>
+            </w:pPr>
+          </w:p>
+        </w:tc>
+        <w:tc>
+          <w:tcPr>
+            <w:tcW w:w="3081" w:type="dxa"/>
+          </w:tcPr>
+          <w:p/>
+        </w:tc>
+        <w:tc>
+          <w:tcPr>
+            <w:tcW w:w="3081" w:type="dxa"/>
+          </w:tcPr>
+          <w:p/>
+        </w:tc>
+      </w:tr>
+      <w:tr>
+        <w:trPr>
+          <w:trHeight w:val="1692"/>
+        </w:trPr>
+        <w:tc>
+          <w:tcPr>
+            <w:tcW w:w="3080" w:type="dxa"/>
+          </w:tcPr>
+          <w:p>
+            <w:pPr>
+              <w:rPr>
+                <w:i/>
+                <w:iCs/>
+              </w:rPr>
+            </w:pPr>
+            <w:r>
+              <w:rPr>
+                <w:i/>
+                <w:iCs/>
+              </w:rPr>
+              <w:t xml:space="preserve">9. Once the user clicks on the save and lock button, the system should make an entry in the tables header and </w:t>
             </w:r>
             <w:proofErr w:type="gramStart"/>
             <w:r>
-              <w:t>on</w:t>
+              <w:rPr>
+                <w:i/>
+                <w:iCs/>
+              </w:rPr>
+              <w:t>footer ,</w:t>
             </w:r>
             <w:proofErr w:type="gramEnd"/>
             <w:r>
-              <w:t xml:space="preserve"> click of the button, The system has to check all the parameters like, inventory, market divergence, </w:t>
-            </w:r>
-            <w:proofErr w:type="spellStart"/>
-            <w:r>
-              <w:t>repeatition</w:t>
-            </w:r>
-            <w:proofErr w:type="spellEnd"/>
-            <w:r>
-              <w:t xml:space="preserve"> of meal etc. and show an icon with all the </w:t>
-            </w:r>
-            <w:proofErr w:type="spellStart"/>
-            <w:r>
-              <w:t>relatedissues</w:t>
-            </w:r>
-            <w:proofErr w:type="spellEnd"/>
-            <w:r>
-              <w:t xml:space="preserve"> against that meal. </w:t>
-            </w:r>
-          </w:p>
+              <w:rPr>
+                <w:i/>
+                <w:iCs/>
+              </w:rPr>
+              <w:t xml:space="preserve"> along with the information that was overridden. </w:t>
+            </w:r>
+          </w:p>
+        </w:tc>
+        <w:tc>
+          <w:tcPr>
+            <w:tcW w:w="3081" w:type="dxa"/>
+          </w:tcPr>
           <w:p/>
-          <w:p>
-            <w:r>
-              <w:t xml:space="preserve">7. The user should be in a </w:t>
-            </w:r>
-            <w:r>
-              <w:lastRenderedPageBreak/>
-              <w:t xml:space="preserve">position to view all these in a </w:t>
+        </w:tc>
+        <w:tc>
+          <w:tcPr>
+            <w:tcW w:w="3081" w:type="dxa"/>
+          </w:tcPr>
+          <w:p/>
+        </w:tc>
+      </w:tr>
+      <w:tr>
+        <w:trPr>
+          <w:trHeight w:val="2076"/>
+        </w:trPr>
+        <w:tc>
+          <w:tcPr>
+            <w:tcW w:w="3080" w:type="dxa"/>
+          </w:tcPr>
+          <w:p>
+            <w:pPr>
+              <w:rPr>
+                <w:i/>
+                <w:iCs/>
+              </w:rPr>
+            </w:pPr>
+          </w:p>
+          <w:p>
+            <w:pPr>
+              <w:rPr>
+                <w:i/>
+                <w:iCs/>
+              </w:rPr>
+            </w:pPr>
+            <w:r>
+              <w:rPr>
+                <w:i/>
+                <w:iCs/>
+              </w:rPr>
+              <w:t xml:space="preserve">10. </w:t>
             </w:r>
             <w:proofErr w:type="gramStart"/>
             <w:r>
-              <w:t>screen  and</w:t>
+              <w:rPr>
+                <w:i/>
+                <w:iCs/>
+              </w:rPr>
+              <w:t>it</w:t>
             </w:r>
             <w:proofErr w:type="gramEnd"/>
             <w:r>
-              <w:t xml:space="preserve"> has the authority to override it. </w:t>
-            </w:r>
-          </w:p>
+              <w:rPr>
+                <w:i/>
+                <w:iCs/>
+              </w:rPr>
+              <w:t xml:space="preserve"> should change the button to "plan locked " once it is updated. </w:t>
+            </w:r>
+            <w:proofErr w:type="gramStart"/>
+            <w:r>
+              <w:rPr>
+                <w:i/>
+                <w:iCs/>
+              </w:rPr>
+              <w:t>and</w:t>
+            </w:r>
+            <w:proofErr w:type="gramEnd"/>
+            <w:r>
+              <w:rPr>
+                <w:i/>
+                <w:iCs/>
+              </w:rPr>
+              <w:t xml:space="preserve"> the system should allow the user to edit / swap it .. </w:t>
+            </w:r>
+            <w:proofErr w:type="gramStart"/>
+            <w:r>
+              <w:rPr>
+                <w:i/>
+                <w:iCs/>
+              </w:rPr>
+              <w:t>based</w:t>
+            </w:r>
+            <w:proofErr w:type="gramEnd"/>
+            <w:r>
+              <w:rPr>
+                <w:i/>
+                <w:iCs/>
+              </w:rPr>
+              <w:t xml:space="preserve"> on which the state of the button changes accordingly. </w:t>
+            </w:r>
+          </w:p>
+          <w:p>
+            <w:pPr>
+              <w:rPr>
+                <w:i/>
+                <w:iCs/>
+              </w:rPr>
+            </w:pPr>
+          </w:p>
+        </w:tc>
+        <w:tc>
+          <w:tcPr>
+            <w:tcW w:w="3081" w:type="dxa"/>
+          </w:tcPr>
           <w:p/>
-          <w:p>
-            <w:r>
-              <w:t xml:space="preserve">8. </w:t>
+        </w:tc>
+        <w:tc>
+          <w:tcPr>
+            <w:tcW w:w="3081" w:type="dxa"/>
+          </w:tcPr>
+          <w:p/>
+        </w:tc>
+      </w:tr>
+      <w:tr>
+        <w:trPr>
+          <w:trHeight w:val="1476"/>
+        </w:trPr>
+        <w:tc>
+          <w:tcPr>
+            <w:tcW w:w="3080" w:type="dxa"/>
+          </w:tcPr>
+          <w:p>
+            <w:pPr>
+              <w:rPr>
+                <w:i/>
+                <w:iCs/>
+              </w:rPr>
+            </w:pPr>
+            <w:r>
+              <w:rPr>
+                <w:i/>
+                <w:iCs/>
+              </w:rPr>
+              <w:t xml:space="preserve">11. Please do not override any existing functionality that we have built in this application. </w:t>
             </w:r>
             <w:proofErr w:type="gramStart"/>
             <w:r>
-              <w:t>once</w:t>
+              <w:rPr>
+                <w:i/>
+                <w:iCs/>
+              </w:rPr>
+              <w:t>only</w:t>
             </w:r>
             <w:proofErr w:type="gramEnd"/>
             <w:r>
-              <w:t xml:space="preserve"> the display of icons is </w:t>
-            </w:r>
-            <w:proofErr w:type="spellStart"/>
-            <w:r>
-              <w:t>dodne</w:t>
-            </w:r>
-            <w:proofErr w:type="spellEnd"/>
-            <w:r>
-              <w:t>, the button should change to "Save and Lock" - green colour.</w:t>
-            </w:r>
-          </w:p>
+              <w:rPr>
+                <w:i/>
+                <w:iCs/>
+              </w:rPr>
+              <w:t xml:space="preserve"> append the necessary changes . </w:t>
+            </w:r>
+          </w:p>
+          <w:p>
+            <w:pPr>
+              <w:rPr>
+                <w:i/>
+                <w:iCs/>
+              </w:rPr>
+            </w:pPr>
+          </w:p>
+        </w:tc>
+        <w:tc>
+          <w:tcPr>
+            <w:tcW w:w="3081" w:type="dxa"/>
+          </w:tcPr>
           <w:p/>
-          <w:p>
-            <w:r>
-              <w:t xml:space="preserve">9. Once the user clicks on the save and lock button, the system should make an entry in the tables header and </w:t>
-            </w:r>
-            <w:proofErr w:type="gramStart"/>
-            <w:r>
-              <w:t>footer ,</w:t>
-            </w:r>
-            <w:proofErr w:type="gramEnd"/>
-            <w:r>
-              <w:t xml:space="preserve"> along with the information that was overridden. </w:t>
-            </w:r>
-          </w:p>
+        </w:tc>
+        <w:tc>
+          <w:tcPr>
+            <w:tcW w:w="3081" w:type="dxa"/>
+          </w:tcPr>
           <w:p/>
-          <w:p>
-            <w:r>
-              <w:t xml:space="preserve">10. </w:t>
-            </w:r>
-            <w:proofErr w:type="gramStart"/>
-            <w:r>
-              <w:t>it</w:t>
-            </w:r>
-            <w:proofErr w:type="gramEnd"/>
-            <w:r>
-              <w:t xml:space="preserve"> should change the button to "plan locked " once it is updated. </w:t>
-            </w:r>
-            <w:proofErr w:type="gramStart"/>
-            <w:r>
-              <w:t>and</w:t>
-            </w:r>
-            <w:proofErr w:type="gramEnd"/>
-            <w:r>
-              <w:t xml:space="preserve"> the system should allow the user to edit / swap it .. </w:t>
-            </w:r>
-            <w:proofErr w:type="gramStart"/>
-            <w:r>
-              <w:t>based</w:t>
-            </w:r>
-            <w:proofErr w:type="gramEnd"/>
-            <w:r>
-              <w:t xml:space="preserve"> on which the state of the button changes accordingly. </w:t>
-            </w:r>
-          </w:p>
-          <w:p/>
-          <w:p>
-            <w:bookmarkStart w:id="0" w:name="_GoBack"/>
-            <w:bookmarkEnd w:id="0"/>
-            <w:r>
-              <w:t xml:space="preserve">11. Please do not override any existing functionality that we have built in this application. </w:t>
-            </w:r>
-            <w:proofErr w:type="gramStart"/>
-            <w:r>
-              <w:t>only</w:t>
-            </w:r>
-            <w:proofErr w:type="gramEnd"/>
-            <w:r>
-              <w:t xml:space="preserve"> append the necessary changes . </w:t>
-            </w:r>
-          </w:p>
-          <w:p/>
-          <w:p>
-            <w:r>
+        </w:tc>
+      </w:tr>
+      <w:tr>
+        <w:trPr>
+          <w:trHeight w:val="1536"/>
+        </w:trPr>
+        <w:tc>
+          <w:tcPr>
+            <w:tcW w:w="3080" w:type="dxa"/>
+          </w:tcPr>
+          <w:p>
+            <w:pPr>
+              <w:rPr>
+                <w:i/>
+                <w:iCs/>
+              </w:rPr>
+            </w:pPr>
+            <w:r>
+              <w:rPr>
+                <w:i/>
+                <w:iCs/>
+              </w:rPr>
               <w:t xml:space="preserve">12. Identify all those tables, and scripts what will be impacted and list out the approach technically. </w:t>
             </w:r>
           </w:p>
-          <w:p/>
+          <w:p>
+            <w:pPr>
+              <w:rPr>
+                <w:i/>
+                <w:iCs/>
+              </w:rPr>
+            </w:pPr>
+          </w:p>
         </w:tc>
         <w:tc>
           <w:tcPr>
@@ -3152,9 +3855,9 @@
 <file path=word/numbering.xml><?xml version="1.0" encoding="utf-8"?>
 <w:numbering xmlns:wpc="http://schemas.microsoft.com/office/word/2010/wordprocessingCanvas" xmlns:mc="http://schemas.openxmlformats.org/markup-compatibility/2006" xmlns:o="urn:schemas-microsoft-com:office:office" xmlns:r="http://schemas.openxmlformats.org/officeDocument/2006/relationships" xmlns:m="http://schemas.openxmlformats.org/officeDocument/2006/math" xmlns:v="urn:schemas-microsoft-com:vml" xmlns:wp14="http://schemas.microsoft.com/office/word/2010/wordprocessingDrawing" xmlns:wp="http://schemas.openxmlformats.org/drawingml/2006/wordprocessingDrawing" xmlns:w10="urn:schemas-microsoft-com:office:word" xmlns:w="http://schemas.openxmlformats.org/wordprocessingml/2006/main" xmlns:w14="http://schemas.microsoft.com/office/word/2010/wordml" xmlns:wpg="http://schemas.microsoft.com/office/word/2010/wordprocessingGroup" xmlns:wpi="http://schemas.microsoft.com/office/word/2010/wordprocessingInk" xmlns:wne="http://schemas.microsoft.com/office/word/2006/wordml" xmlns:wps="http://schemas.microsoft.com/office/word/2010/wordprocessingShape" mc:Ignorable="w14 wp14">
   <w:abstractNum w:abstractNumId="0">
-    <w:nsid w:val="6D440918"/>
+    <w:nsid w:val="564B3B45"/>
     <w:multiLevelType w:val="hybridMultilevel"/>
-    <w:tmpl w:val="C622836E"/>
+    <w:tmpl w:val="5118901E"/>
     <w:lvl w:ilvl="0" w:tplc="4009000F">
       <w:start w:val="1"/>
       <w:numFmt w:val="decimal"/>
@@ -3241,6 +3944,95 @@
     </w:lvl>
   </w:abstractNum>
   <w:abstractNum w:abstractNumId="1">
+    <w:nsid w:val="6D440918"/>
+    <w:multiLevelType w:val="hybridMultilevel"/>
+    <w:tmpl w:val="C622836E"/>
+    <w:lvl w:ilvl="0" w:tplc="4009000F">
+      <w:start w:val="1"/>
+      <w:numFmt w:val="decimal"/>
+      <w:lvlText w:val="%1."/>
+      <w:lvlJc w:val="left"/>
+      <w:pPr>
+        <w:ind w:left="720" w:hanging="360"/>
+      </w:pPr>
+      <w:rPr>
+        <w:rFonts w:hint="default"/>
+      </w:rPr>
+    </w:lvl>
+    <w:lvl w:ilvl="1" w:tplc="40090019" w:tentative="1">
+      <w:start w:val="1"/>
+      <w:numFmt w:val="lowerLetter"/>
+      <w:lvlText w:val="%2."/>
+      <w:lvlJc w:val="left"/>
+      <w:pPr>
+        <w:ind w:left="1440" w:hanging="360"/>
+      </w:pPr>
+    </w:lvl>
+    <w:lvl w:ilvl="2" w:tplc="4009001B" w:tentative="1">
+      <w:start w:val="1"/>
+      <w:numFmt w:val="lowerRoman"/>
+      <w:lvlText w:val="%3."/>
+      <w:lvlJc w:val="right"/>
+      <w:pPr>
+        <w:ind w:left="2160" w:hanging="180"/>
+      </w:pPr>
+    </w:lvl>
+    <w:lvl w:ilvl="3" w:tplc="4009000F" w:tentative="1">
+      <w:start w:val="1"/>
+      <w:numFmt w:val="decimal"/>
+      <w:lvlText w:val="%4."/>
+      <w:lvlJc w:val="left"/>
+      <w:pPr>
+        <w:ind w:left="2880" w:hanging="360"/>
+      </w:pPr>
+    </w:lvl>
+    <w:lvl w:ilvl="4" w:tplc="40090019" w:tentative="1">
+      <w:start w:val="1"/>
+      <w:numFmt w:val="lowerLetter"/>
+      <w:lvlText w:val="%5."/>
+      <w:lvlJc w:val="left"/>
+      <w:pPr>
+        <w:ind w:left="3600" w:hanging="360"/>
+      </w:pPr>
+    </w:lvl>
+    <w:lvl w:ilvl="5" w:tplc="4009001B" w:tentative="1">
+      <w:start w:val="1"/>
+      <w:numFmt w:val="lowerRoman"/>
+      <w:lvlText w:val="%6."/>
+      <w:lvlJc w:val="right"/>
+      <w:pPr>
+        <w:ind w:left="4320" w:hanging="180"/>
+      </w:pPr>
+    </w:lvl>
+    <w:lvl w:ilvl="6" w:tplc="4009000F" w:tentative="1">
+      <w:start w:val="1"/>
+      <w:numFmt w:val="decimal"/>
+      <w:lvlText w:val="%7."/>
+      <w:lvlJc w:val="left"/>
+      <w:pPr>
+        <w:ind w:left="5040" w:hanging="360"/>
+      </w:pPr>
+    </w:lvl>
+    <w:lvl w:ilvl="7" w:tplc="40090019" w:tentative="1">
+      <w:start w:val="1"/>
+      <w:numFmt w:val="lowerLetter"/>
+      <w:lvlText w:val="%8."/>
+      <w:lvlJc w:val="left"/>
+      <w:pPr>
+        <w:ind w:left="5760" w:hanging="360"/>
+      </w:pPr>
+    </w:lvl>
+    <w:lvl w:ilvl="8" w:tplc="4009001B" w:tentative="1">
+      <w:start w:val="1"/>
+      <w:numFmt w:val="lowerRoman"/>
+      <w:lvlText w:val="%9."/>
+      <w:lvlJc w:val="right"/>
+      <w:pPr>
+        <w:ind w:left="6480" w:hanging="180"/>
+      </w:pPr>
+    </w:lvl>
+  </w:abstractNum>
+  <w:abstractNum w:abstractNumId="2">
     <w:nsid w:val="7D864036"/>
     <w:multiLevelType w:val="multilevel"/>
     <w:tmpl w:val="44C0DC80"/>
@@ -3362,9 +4154,12 @@
     </w:lvl>
   </w:abstractNum>
   <w:num w:numId="1">
+    <w:abstractNumId w:val="2"/>
+  </w:num>
+  <w:num w:numId="2">
     <w:abstractNumId w:val="1"/>
   </w:num>
-  <w:num w:numId="2">
+  <w:num w:numId="3">
     <w:abstractNumId w:val="0"/>
   </w:num>
 </w:numbering>
